--- a/TUTORIALS/T03/T03_Concept_Design_Methodology.docx
+++ b/TUTORIALS/T03/T03_Concept_Design_Methodology.docx
@@ -2304,6 +2304,60 @@
       </w:tr>
     </w:tbl>
     <w:p/>
+    <w:p>
+      <w:pPr>
+        <w:spacing w:before="160" w:after="40"/>
+        <w:jc w:val="center"/>
+      </w:pPr>
+      <w:r>
+        <w:drawing>
+          <wp:inline xmlns:a="http://schemas.openxmlformats.org/drawingml/2006/main" xmlns:pic="http://schemas.openxmlformats.org/drawingml/2006/picture">
+            <wp:extent cx="5580000" cy="4337054"/>
+            <wp:docPr id="1" name="Picture 1"/>
+            <wp:cNvGraphicFramePr>
+              <a:graphicFrameLocks noChangeAspect="1"/>
+            </wp:cNvGraphicFramePr>
+            <a:graphic>
+              <a:graphicData uri="http://schemas.openxmlformats.org/drawingml/2006/picture">
+                <pic:pic>
+                  <pic:nvPicPr>
+                    <pic:cNvPr id="0" name="F1_chain.png"/>
+                    <pic:cNvPicPr/>
+                  </pic:nvPicPr>
+                  <pic:blipFill>
+                    <a:blip r:embed="rId9"/>
+                    <a:stretch>
+                      <a:fillRect/>
+                    </a:stretch>
+                  </pic:blipFill>
+                  <pic:spPr>
+                    <a:xfrm>
+                      <a:off x="0" y="0"/>
+                      <a:ext cx="5580000" cy="4337054"/>
+                    </a:xfrm>
+                    <a:prstGeom prst="rect"/>
+                  </pic:spPr>
+                </pic:pic>
+              </a:graphicData>
+            </a:graphic>
+          </wp:inline>
+        </w:drawing>
+      </w:r>
+    </w:p>
+    <w:p>
+      <w:pPr>
+        <w:spacing w:after="200"/>
+        <w:jc w:val="center"/>
+      </w:pPr>
+      <w:r>
+        <w:rPr>
+          <w:i/>
+          <w:color w:val="5A5A5A"/>
+          <w:sz w:val="18"/>
+        </w:rPr>
+        <w:t>Figure 1   The concept design calculation chain. The left column establishes the flow; the right sizes the works.</w:t>
+      </w:r>
+    </w:p>
     <w:p>
       <w:r>
         <w:rPr>
@@ -4108,6 +4162,60 @@
     </w:p>
     <w:p>
       <w:pPr>
+        <w:spacing w:before="160" w:after="40"/>
+        <w:jc w:val="center"/>
+      </w:pPr>
+      <w:r>
+        <w:drawing>
+          <wp:inline xmlns:a="http://schemas.openxmlformats.org/drawingml/2006/main" xmlns:pic="http://schemas.openxmlformats.org/drawingml/2006/picture">
+            <wp:extent cx="5580000" cy="3984172"/>
+            <wp:docPr id="2" name="Picture 2"/>
+            <wp:cNvGraphicFramePr>
+              <a:graphicFrameLocks noChangeAspect="1"/>
+            </wp:cNvGraphicFramePr>
+            <a:graphic>
+              <a:graphicData uri="http://schemas.openxmlformats.org/drawingml/2006/picture">
+                <pic:pic>
+                  <pic:nvPicPr>
+                    <pic:cNvPr id="0" name="F2_data.png"/>
+                    <pic:cNvPicPr/>
+                  </pic:nvPicPr>
+                  <pic:blipFill>
+                    <a:blip r:embed="rId10"/>
+                    <a:stretch>
+                      <a:fillRect/>
+                    </a:stretch>
+                  </pic:blipFill>
+                  <pic:spPr>
+                    <a:xfrm>
+                      <a:off x="0" y="0"/>
+                      <a:ext cx="5580000" cy="3984172"/>
+                    </a:xfrm>
+                    <a:prstGeom prst="rect"/>
+                  </pic:spPr>
+                </pic:pic>
+              </a:graphicData>
+            </a:graphic>
+          </wp:inline>
+        </w:drawing>
+      </w:r>
+    </w:p>
+    <w:p>
+      <w:pPr>
+        <w:spacing w:after="200"/>
+        <w:jc w:val="center"/>
+      </w:pPr>
+      <w:r>
+        <w:rPr>
+          <w:i/>
+          <w:color w:val="5A5A5A"/>
+          <w:sz w:val="18"/>
+        </w:rPr>
+        <w:t>Figure 2   Building the plot layer. Points matching no plot wait for the corrected cadastre rather than being moved first.</w:t>
+      </w:r>
+    </w:p>
+    <w:p>
+      <w:pPr>
         <w:pStyle w:val="Heading2"/>
       </w:pPr>
       <w:r>
@@ -5123,6 +5231,60 @@
           <w:i w:val="0"/>
         </w:rPr>
         <w:t>The two routes used here answer different questions. The census projection says how many people there will be in a given year. The plot count says how many there can ever be. Buried pipe, which lasts fifty years and cannot be economically re-laid, is sized on the ceiling. The plant, which is built in phases, is sized on the dated years.</w:t>
+      </w:r>
+    </w:p>
+    <w:p>
+      <w:pPr>
+        <w:spacing w:before="160" w:after="40"/>
+        <w:jc w:val="center"/>
+      </w:pPr>
+      <w:r>
+        <w:drawing>
+          <wp:inline xmlns:a="http://schemas.openxmlformats.org/drawingml/2006/main" xmlns:pic="http://schemas.openxmlformats.org/drawingml/2006/picture">
+            <wp:extent cx="5580000" cy="4010557"/>
+            <wp:docPr id="3" name="Picture 3"/>
+            <wp:cNvGraphicFramePr>
+              <a:graphicFrameLocks noChangeAspect="1"/>
+            </wp:cNvGraphicFramePr>
+            <a:graphic>
+              <a:graphicData uri="http://schemas.openxmlformats.org/drawingml/2006/picture">
+                <pic:pic>
+                  <pic:nvPicPr>
+                    <pic:cNvPr id="0" name="F3_population.png"/>
+                    <pic:cNvPicPr/>
+                  </pic:nvPicPr>
+                  <pic:blipFill>
+                    <a:blip r:embed="rId11"/>
+                    <a:stretch>
+                      <a:fillRect/>
+                    </a:stretch>
+                  </pic:blipFill>
+                  <pic:spPr>
+                    <a:xfrm>
+                      <a:off x="0" y="0"/>
+                      <a:ext cx="5580000" cy="4010557"/>
+                    </a:xfrm>
+                    <a:prstGeom prst="rect"/>
+                  </pic:spPr>
+                </pic:pic>
+              </a:graphicData>
+            </a:graphic>
+          </wp:inline>
+        </w:drawing>
+      </w:r>
+    </w:p>
+    <w:p>
+      <w:pPr>
+        <w:spacing w:after="200"/>
+        <w:jc w:val="center"/>
+      </w:pPr>
+      <w:r>
+        <w:rPr>
+          <w:i/>
+          <w:color w:val="5A5A5A"/>
+          <w:sz w:val="18"/>
+        </w:rPr>
+        <w:t>Figure 3   Two routes to population. The census route dates the plant; the plot route sizes the pipe.</w:t>
       </w:r>
     </w:p>
     <w:p>
@@ -6075,6 +6237,60 @@
           <w:i w:val="0"/>
         </w:rPr>
         <w:t>The last two sit outside the percentage uplifts and are added separately. The guideline is explicit that special consumption is not covered by population forecasts, and that the uplift ratios do not apply to identified projects such as economic zones, which are determined case by case.</w:t>
+      </w:r>
+    </w:p>
+    <w:p>
+      <w:pPr>
+        <w:spacing w:before="160" w:after="40"/>
+        <w:jc w:val="center"/>
+      </w:pPr>
+      <w:r>
+        <w:drawing>
+          <wp:inline xmlns:a="http://schemas.openxmlformats.org/drawingml/2006/main" xmlns:pic="http://schemas.openxmlformats.org/drawingml/2006/picture">
+            <wp:extent cx="5580000" cy="4638769"/>
+            <wp:docPr id="4" name="Picture 4"/>
+            <wp:cNvGraphicFramePr>
+              <a:graphicFrameLocks noChangeAspect="1"/>
+            </wp:cNvGraphicFramePr>
+            <a:graphic>
+              <a:graphicData uri="http://schemas.openxmlformats.org/drawingml/2006/picture">
+                <pic:pic>
+                  <pic:nvPicPr>
+                    <pic:cNvPr id="0" name="F4_demand.png"/>
+                    <pic:cNvPicPr/>
+                  </pic:nvPicPr>
+                  <pic:blipFill>
+                    <a:blip r:embed="rId12"/>
+                    <a:stretch>
+                      <a:fillRect/>
+                    </a:stretch>
+                  </pic:blipFill>
+                  <pic:spPr>
+                    <a:xfrm>
+                      <a:off x="0" y="0"/>
+                      <a:ext cx="5580000" cy="4638769"/>
+                    </a:xfrm>
+                    <a:prstGeom prst="rect"/>
+                  </pic:spPr>
+                </pic:pic>
+              </a:graphicData>
+            </a:graphic>
+          </wp:inline>
+        </w:drawing>
+      </w:r>
+    </w:p>
+    <w:p>
+      <w:pPr>
+        <w:spacing w:after="200"/>
+        <w:jc w:val="center"/>
+      </w:pPr>
+      <w:r>
+        <w:rPr>
+          <w:i/>
+          <w:color w:val="5A5A5A"/>
+          <w:sz w:val="18"/>
+        </w:rPr>
+        <w:t>Figure 4   Assembling demand, and the point at which the tier is decided.</w:t>
       </w:r>
     </w:p>
     <w:p>
@@ -9188,6 +9404,60 @@
           <w:sz w:val="18"/>
         </w:rPr>
         <w:t>Source: G201 §7.4.2 p71-72 and §7.4.3 p72.</w:t>
+      </w:r>
+    </w:p>
+    <w:p>
+      <w:pPr>
+        <w:spacing w:before="160" w:after="40"/>
+        <w:jc w:val="center"/>
+      </w:pPr>
+      <w:r>
+        <w:drawing>
+          <wp:inline xmlns:a="http://schemas.openxmlformats.org/drawingml/2006/main" xmlns:pic="http://schemas.openxmlformats.org/drawingml/2006/picture">
+            <wp:extent cx="5580000" cy="3936664"/>
+            <wp:docPr id="5" name="Picture 5"/>
+            <wp:cNvGraphicFramePr>
+              <a:graphicFrameLocks noChangeAspect="1"/>
+            </wp:cNvGraphicFramePr>
+            <a:graphic>
+              <a:graphicData uri="http://schemas.openxmlformats.org/drawingml/2006/picture">
+                <pic:pic>
+                  <pic:nvPicPr>
+                    <pic:cNvPr id="0" name="F5_flow.png"/>
+                    <pic:cNvPicPr/>
+                  </pic:nvPicPr>
+                  <pic:blipFill>
+                    <a:blip r:embed="rId13"/>
+                    <a:stretch>
+                      <a:fillRect/>
+                    </a:stretch>
+                  </pic:blipFill>
+                  <pic:spPr>
+                    <a:xfrm>
+                      <a:off x="0" y="0"/>
+                      <a:ext cx="5580000" cy="3936664"/>
+                    </a:xfrm>
+                    <a:prstGeom prst="rect"/>
+                  </pic:spPr>
+                </pic:pic>
+              </a:graphicData>
+            </a:graphic>
+          </wp:inline>
+        </w:drawing>
+      </w:r>
+    </w:p>
+    <w:p>
+      <w:pPr>
+        <w:spacing w:after="200"/>
+        <w:jc w:val="center"/>
+      </w:pPr>
+      <w:r>
+        <w:rPr>
+          <w:i/>
+          <w:color w:val="5A5A5A"/>
+          <w:sz w:val="18"/>
+        </w:rPr>
+        <w:t>Figure 5   From demand to the flow the pipe is sized on.</w:t>
       </w:r>
     </w:p>
     <w:p>
@@ -10351,6 +10621,60 @@
     </w:p>
     <w:p>
       <w:pPr>
+        <w:spacing w:before="160" w:after="40"/>
+        <w:jc w:val="center"/>
+      </w:pPr>
+      <w:r>
+        <w:drawing>
+          <wp:inline xmlns:a="http://schemas.openxmlformats.org/drawingml/2006/main" xmlns:pic="http://schemas.openxmlformats.org/drawingml/2006/picture">
+            <wp:extent cx="5580000" cy="4669694"/>
+            <wp:docPr id="6" name="Picture 6"/>
+            <wp:cNvGraphicFramePr>
+              <a:graphicFrameLocks noChangeAspect="1"/>
+            </wp:cNvGraphicFramePr>
+            <a:graphic>
+              <a:graphicData uri="http://schemas.openxmlformats.org/drawingml/2006/picture">
+                <pic:pic>
+                  <pic:nvPicPr>
+                    <pic:cNvPr id="0" name="F6_gravity.png"/>
+                    <pic:cNvPicPr/>
+                  </pic:nvPicPr>
+                  <pic:blipFill>
+                    <a:blip r:embed="rId14"/>
+                    <a:stretch>
+                      <a:fillRect/>
+                    </a:stretch>
+                  </pic:blipFill>
+                  <pic:spPr>
+                    <a:xfrm>
+                      <a:off x="0" y="0"/>
+                      <a:ext cx="5580000" cy="4669694"/>
+                    </a:xfrm>
+                    <a:prstGeom prst="rect"/>
+                  </pic:spPr>
+                </pic:pic>
+              </a:graphicData>
+            </a:graphic>
+          </wp:inline>
+        </w:drawing>
+      </w:r>
+    </w:p>
+    <w:p>
+      <w:pPr>
+        <w:spacing w:after="200"/>
+        <w:jc w:val="center"/>
+      </w:pPr>
+      <w:r>
+        <w:rPr>
+          <w:i/>
+          <w:color w:val="5A5A5A"/>
+          <w:sz w:val="18"/>
+        </w:rPr>
+        <w:t>Figure 6   Sizing a gravity run. Both self-cleansing checks apply, and the steeper gradient governs.</w:t>
+      </w:r>
+    </w:p>
+    <w:p>
+      <w:pPr>
         <w:pStyle w:val="Heading2"/>
       </w:pPr>
       <w:r>
@@ -12382,6 +12706,60 @@
           <w:i w:val="0"/>
         </w:rPr>
         <w:t>There is exactly one trigger in the entire guideline set, and it is a cost trigger. Where the cost of excavation becomes prohibitive, a pumping station is to be incorporated. No depth figure is attached to that obligation. The ten to twelve metre figure discussed in Section 9.6 is a separate recommendation about cover, and exceeding it obliges consultation with pipe manufacturers rather than a pump.</w:t>
+      </w:r>
+    </w:p>
+    <w:p>
+      <w:pPr>
+        <w:spacing w:before="160" w:after="40"/>
+        <w:jc w:val="center"/>
+      </w:pPr>
+      <w:r>
+        <w:drawing>
+          <wp:inline xmlns:a="http://schemas.openxmlformats.org/drawingml/2006/main" xmlns:pic="http://schemas.openxmlformats.org/drawingml/2006/picture">
+            <wp:extent cx="5580000" cy="3962735"/>
+            <wp:docPr id="7" name="Picture 7"/>
+            <wp:cNvGraphicFramePr>
+              <a:graphicFrameLocks noChangeAspect="1"/>
+            </wp:cNvGraphicFramePr>
+            <a:graphic>
+              <a:graphicData uri="http://schemas.openxmlformats.org/drawingml/2006/picture">
+                <pic:pic>
+                  <pic:nvPicPr>
+                    <pic:cNvPr id="0" name="F7_pumping.png"/>
+                    <pic:cNvPicPr/>
+                  </pic:nvPicPr>
+                  <pic:blipFill>
+                    <a:blip r:embed="rId15"/>
+                    <a:stretch>
+                      <a:fillRect/>
+                    </a:stretch>
+                  </pic:blipFill>
+                  <pic:spPr>
+                    <a:xfrm>
+                      <a:off x="0" y="0"/>
+                      <a:ext cx="5580000" cy="3962735"/>
+                    </a:xfrm>
+                    <a:prstGeom prst="rect"/>
+                  </pic:spPr>
+                </pic:pic>
+              </a:graphicData>
+            </a:graphic>
+          </wp:inline>
+        </w:drawing>
+      </w:r>
+    </w:p>
+    <w:p>
+      <w:pPr>
+        <w:spacing w:after="200"/>
+        <w:jc w:val="center"/>
+      </w:pPr>
+      <w:r>
+        <w:rPr>
+          <w:i/>
+          <w:color w:val="5A5A5A"/>
+          <w:sz w:val="18"/>
+        </w:rPr>
+        <w:t>Figure 7   When a lifting station is required. The trigger is excavation cost, not depth.</w:t>
       </w:r>
     </w:p>
     <w:p>
@@ -14925,6 +15303,60 @@
     </w:p>
     <w:p>
       <w:pPr>
+        <w:spacing w:before="160" w:after="40"/>
+        <w:jc w:val="center"/>
+      </w:pPr>
+      <w:r>
+        <w:drawing>
+          <wp:inline xmlns:a="http://schemas.openxmlformats.org/drawingml/2006/main" xmlns:pic="http://schemas.openxmlformats.org/drawingml/2006/picture">
+            <wp:extent cx="5580000" cy="4669694"/>
+            <wp:docPr id="8" name="Picture 8"/>
+            <wp:cNvGraphicFramePr>
+              <a:graphicFrameLocks noChangeAspect="1"/>
+            </wp:cNvGraphicFramePr>
+            <a:graphic>
+              <a:graphicData uri="http://schemas.openxmlformats.org/drawingml/2006/picture">
+                <pic:pic>
+                  <pic:nvPicPr>
+                    <pic:cNvPr id="0" name="F8_stp.png"/>
+                    <pic:cNvPicPr/>
+                  </pic:nvPicPr>
+                  <pic:blipFill>
+                    <a:blip r:embed="rId16"/>
+                    <a:stretch>
+                      <a:fillRect/>
+                    </a:stretch>
+                  </pic:blipFill>
+                  <pic:spPr>
+                    <a:xfrm>
+                      <a:off x="0" y="0"/>
+                      <a:ext cx="5580000" cy="4669694"/>
+                    </a:xfrm>
+                    <a:prstGeom prst="rect"/>
+                  </pic:spPr>
+                </pic:pic>
+              </a:graphicData>
+            </a:graphic>
+          </wp:inline>
+        </w:drawing>
+      </w:r>
+    </w:p>
+    <w:p>
+      <w:pPr>
+        <w:spacing w:after="200"/>
+        <w:jc w:val="center"/>
+      </w:pPr>
+      <w:r>
+        <w:rPr>
+          <w:i/>
+          <w:color w:val="5A5A5A"/>
+          <w:sz w:val="18"/>
+        </w:rPr>
+        <w:t>Figure 8   Sizing and phasing the plant. Total nitrogen, not BOD, drives the process choice.</w:t>
+      </w:r>
+    </w:p>
+    <w:p>
+      <w:pPr>
         <w:pStyle w:val="Heading2"/>
       </w:pPr>
       <w:r>
@@ -18515,6 +18947,60 @@
           <w:i w:val="0"/>
         </w:rPr>
         <w:t>The three-option minimum is mandatory; the archetypes are offered as guidance. Each option must present equivalent functional requirements and comparable reliability and redundancy, so that the comparison is unbiased.</w:t>
+      </w:r>
+    </w:p>
+    <w:p>
+      <w:pPr>
+        <w:spacing w:before="160" w:after="40"/>
+        <w:jc w:val="center"/>
+      </w:pPr>
+      <w:r>
+        <w:drawing>
+          <wp:inline xmlns:a="http://schemas.openxmlformats.org/drawingml/2006/main" xmlns:pic="http://schemas.openxmlformats.org/drawingml/2006/picture">
+            <wp:extent cx="5580000" cy="3936664"/>
+            <wp:docPr id="9" name="Picture 9"/>
+            <wp:cNvGraphicFramePr>
+              <a:graphicFrameLocks noChangeAspect="1"/>
+            </wp:cNvGraphicFramePr>
+            <a:graphic>
+              <a:graphicData uri="http://schemas.openxmlformats.org/drawingml/2006/picture">
+                <pic:pic>
+                  <pic:nvPicPr>
+                    <pic:cNvPr id="0" name="F9_options.png"/>
+                    <pic:cNvPicPr/>
+                  </pic:nvPicPr>
+                  <pic:blipFill>
+                    <a:blip r:embed="rId17"/>
+                    <a:stretch>
+                      <a:fillRect/>
+                    </a:stretch>
+                  </pic:blipFill>
+                  <pic:spPr>
+                    <a:xfrm>
+                      <a:off x="0" y="0"/>
+                      <a:ext cx="5580000" cy="3936664"/>
+                    </a:xfrm>
+                    <a:prstGeom prst="rect"/>
+                  </pic:spPr>
+                </pic:pic>
+              </a:graphicData>
+            </a:graphic>
+          </wp:inline>
+        </w:drawing>
+      </w:r>
+    </w:p>
+    <w:p>
+      <w:pPr>
+        <w:spacing w:after="200"/>
+        <w:jc w:val="center"/>
+      </w:pPr>
+      <w:r>
+        <w:rPr>
+          <w:i/>
+          <w:color w:val="5A5A5A"/>
+          <w:sz w:val="18"/>
+        </w:rPr>
+        <w:t>Figure 9   Options appraisal. Where costs sit within ten per cent, the greener option is adopted.</w:t>
       </w:r>
     </w:p>
     <w:p>
@@ -20834,7 +21320,7 @@
       </w:r>
     </w:p>
     <w:sectPr>
-      <w:footerReference w:type="default" r:id="rId9"/>
+      <w:footerReference w:type="default" r:id="rId18"/>
       <w:pgSz w:w="11906" w:h="16838"/>
       <w:pgMar w:top="1247" w:right="1247" w:bottom="1134" w:left="1247" w:header="720" w:footer="720" w:gutter="0"/>
       <w:cols w:space="720"/>
